--- a/CV.docx
+++ b/CV.docx
@@ -20,23 +20,7 @@
           <w:sz w:val="28"/>
           <w:szCs w:val="28"/>
         </w:rPr>
-        <w:t>CONNOR</w:t>
-      </w:r>
-      <w:r>
-        <w:rPr>
-          <w:b/>
-          <w:sz w:val="28"/>
-          <w:szCs w:val="28"/>
-        </w:rPr>
-        <w:t xml:space="preserve"> </w:t>
-      </w:r>
-      <w:r>
-        <w:rPr>
-          <w:b/>
-          <w:sz w:val="28"/>
-          <w:szCs w:val="28"/>
-        </w:rPr>
-        <w:t>WALKER</w:t>
+        <w:t>ENZO ROSS</w:t>
       </w:r>
     </w:p>
     <w:p>
@@ -59,17 +43,8 @@
         </w:r>
       </w:hyperlink>
       <w:r>
-        <w:t xml:space="preserve"> • </w:t>
-      </w:r>
-      <w:hyperlink r:id="rId9">
-        <w:r>
-          <w:rPr>
-            <w:color w:val="1155CC"/>
-            <w:u w:val="single"/>
-          </w:rPr>
-          <w:t>https://forestsapphire.github.io</w:t>
-        </w:r>
-      </w:hyperlink>
+        <w:t xml:space="preserve"> </w:t>
+      </w:r>
     </w:p>
     <w:p>
       <w:pPr>
@@ -110,7 +85,13 @@
         <w:jc w:val="center"/>
       </w:pPr>
       <w:r>
-        <w:t>Front-End Developer • Full Stack Developer • Data Engineer • Java Developer</w:t>
+        <w:t xml:space="preserve">Front-End Developer • Full Stack Developer • </w:t>
+      </w:r>
+      <w:r>
+        <w:t>PHP Developer</w:t>
+      </w:r>
+      <w:r>
+        <w:t xml:space="preserve"> • Java Developer</w:t>
       </w:r>
     </w:p>
     <w:p>
@@ -610,7 +591,13 @@
         </w:tabs>
       </w:pPr>
       <w:r>
-        <w:t>React, Vue, JavaScript, HTML5, CSS3, Laravel, PHP</w:t>
+        <w:t>PHP, Laravel</w:t>
+      </w:r>
+      <w:r>
+        <w:t xml:space="preserve">, </w:t>
+      </w:r>
+      <w:r>
+        <w:t>React, Vue, JavaScript, HTML5, CSS3</w:t>
       </w:r>
       <w:r>
         <w:t>, Typescript, Java, Python</w:t>
@@ -619,19 +606,11 @@
         <w:t>, C/C++</w:t>
       </w:r>
       <w:r>
-        <w:t xml:space="preserve">, jQuery, Bootstrap, Redux, Next.js, Vue, </w:t>
-      </w:r>
-      <w:proofErr w:type="spellStart"/>
-      <w:r>
-        <w:t>Vuetify</w:t>
-      </w:r>
-      <w:proofErr w:type="spellEnd"/>
-      <w:r>
-        <w:t xml:space="preserve">, Node.js, Express, AngularJS, Problem-solving, Docker, Git, Agile </w:t>
+        <w:t xml:space="preserve">, jQuery, Bootstrap, Redux, Next.js, Vue, Vuetify, Node.js, Express, AngularJS, Problem-solving, Docker, Git, Agile </w:t>
       </w:r>
     </w:p>
     <w:sectPr>
-      <w:headerReference w:type="default" r:id="rId10"/>
+      <w:headerReference w:type="default" r:id="rId9"/>
       <w:pgSz w:w="12240" w:h="15840"/>
       <w:pgMar w:top="1080" w:right="1080" w:bottom="1080" w:left="1440" w:header="720" w:footer="720" w:gutter="0"/>
       <w:pgNumType w:start="1"/>
